--- a/zht/docx/51.content.docx
+++ b/zht/docx/51.content.docx
@@ -6970,18 +6970,12 @@
         </w:rPr>
         <w:t>與下一節（</w:t>
       </w:r>
-      <w:hyperlink r:id="rId13">
-        <w:r>
-          <w:rPr>
-            <w:lang w:val="zh_TW" w:bidi="zh_TW"/>
-          </w:rPr>
-          <w:rPr>
-            <w:color w:val="0000EE"/>
-            <w:u w:val="single"/>
-          </w:rPr>
-          <w:t>1:13</w:t>
-        </w:r>
-      </w:hyperlink>
+      <w:r>
+        <w:rPr>
+          <w:lang w:val="zh_TW" w:bidi="zh_TW"/>
+        </w:rPr>
+        <w:t>1:13</w:t>
+      </w:r>
       <w:r>
         <w:rPr>
           <w:lang w:val="zh_TW" w:bidi="zh_TW"/>
@@ -7902,18 +7896,12 @@
         </w:rPr>
         <w:t>〔</w:t>
       </w:r>
-      <w:hyperlink r:id="rId14">
-        <w:r>
-          <w:rPr>
-            <w:lang w:val="zh_TW" w:bidi="zh_TW"/>
-          </w:rPr>
-          <w:rPr>
-            <w:color w:val="0000EE"/>
-            <w:u w:val="single"/>
-          </w:rPr>
-          <w:t>1:12</w:t>
-        </w:r>
-      </w:hyperlink>
+      <w:r>
+        <w:rPr>
+          <w:lang w:val="zh_TW" w:bidi="zh_TW"/>
+        </w:rPr>
+        <w:t>1:12</w:t>
+      </w:r>
       <w:r>
         <w:rPr>
           <w:b/>
@@ -17342,18 +17330,12 @@
         </w:rPr>
         <w:t>在此，保羅稱在</w:t>
       </w:r>
-      <w:hyperlink r:id="rId15">
-        <w:r>
-          <w:rPr>
-            <w:lang w:val="zh_TW" w:bidi="zh_TW"/>
-          </w:rPr>
-          <w:rPr>
-            <w:color w:val="0000EE"/>
-            <w:u w:val="single"/>
-          </w:rPr>
-          <w:t>一章25節</w:t>
-        </w:r>
-      </w:hyperlink>
+      <w:r>
+        <w:rPr>
+          <w:lang w:val="zh_TW" w:bidi="zh_TW"/>
+        </w:rPr>
+        <w:t>一章25節</w:t>
+      </w:r>
       <w:r>
         <w:rPr>
           <w:lang w:val="zh_TW" w:bidi="zh_TW"/>
@@ -20432,18 +20414,12 @@
         </w:rPr>
         <w:t>這個詞引出了保羅在</w:t>
       </w:r>
-      <w:hyperlink r:id="rId16">
-        <w:r>
-          <w:rPr>
-            <w:lang w:val="zh_TW" w:bidi="zh_TW"/>
-          </w:rPr>
-          <w:rPr>
-            <w:color w:val="0000EE"/>
-            <w:u w:val="single"/>
-          </w:rPr>
-          <w:t>一章29節</w:t>
-        </w:r>
-      </w:hyperlink>
+      <w:r>
+        <w:rPr>
+          <w:lang w:val="zh_TW" w:bidi="zh_TW"/>
+        </w:rPr>
+        <w:t>一章29節</w:t>
+      </w:r>
       <w:r>
         <w:rPr>
           <w:lang w:val="zh_TW" w:bidi="zh_TW"/>
@@ -20575,18 +20551,12 @@
         </w:rPr>
         <w:t>與</w:t>
       </w:r>
-      <w:hyperlink r:id="rId16">
-        <w:r>
-          <w:rPr>
-            <w:lang w:val="zh_TW" w:bidi="zh_TW"/>
-          </w:rPr>
-          <w:rPr>
-            <w:color w:val="0000EE"/>
-            <w:u w:val="single"/>
-          </w:rPr>
-          <w:t>一章29節</w:t>
-        </w:r>
-      </w:hyperlink>
+      <w:r>
+        <w:rPr>
+          <w:lang w:val="zh_TW" w:bidi="zh_TW"/>
+        </w:rPr>
+        <w:t>一章29節</w:t>
+      </w:r>
       <w:r>
         <w:rPr>
           <w:lang w:val="zh_TW" w:bidi="zh_TW"/>
@@ -23659,18 +23629,12 @@
         </w:rPr>
         <w:t>指的是保羅在</w:t>
       </w:r>
-      <w:hyperlink r:id="rId17">
-        <w:r>
-          <w:rPr>
-            <w:lang w:val="zh_TW" w:bidi="zh_TW"/>
-          </w:rPr>
-          <w:rPr>
-            <w:color w:val="0000EE"/>
-            <w:u w:val="single"/>
-          </w:rPr>
-          <w:t>二章2至3節</w:t>
-        </w:r>
-      </w:hyperlink>
+      <w:r>
+        <w:rPr>
+          <w:lang w:val="zh_TW" w:bidi="zh_TW"/>
+        </w:rPr>
+        <w:t>二章2至3節</w:t>
+      </w:r>
       <w:r>
         <w:rPr>
           <w:lang w:val="zh_TW" w:bidi="zh_TW"/>
@@ -24025,18 +23989,12 @@
         </w:rPr>
         <w:t>」（</w:t>
       </w:r>
-      <w:hyperlink r:id="rId18">
-        <w:r>
-          <w:rPr>
-            <w:lang w:val="zh_TW" w:bidi="zh_TW"/>
-          </w:rPr>
-          <w:rPr>
-            <w:color w:val="0000EE"/>
-            <w:u w:val="single"/>
-          </w:rPr>
-          <w:t>2:4</w:t>
-        </w:r>
-      </w:hyperlink>
+      <w:r>
+        <w:rPr>
+          <w:lang w:val="zh_TW" w:bidi="zh_TW"/>
+        </w:rPr>
+        <w:t>2:4</w:t>
+      </w:r>
       <w:r>
         <w:rPr>
           <w:lang w:val="zh_TW" w:bidi="zh_TW"/>
@@ -25514,18 +25472,12 @@
         </w:rPr>
         <w:t>一詞是根據保羅在</w:t>
       </w:r>
-      <w:hyperlink r:id="rId19">
-        <w:r>
-          <w:rPr>
-            <w:lang w:val="zh_TW" w:bidi="zh_TW"/>
-          </w:rPr>
-          <w:rPr>
-            <w:color w:val="0000EE"/>
-            <w:u w:val="single"/>
-          </w:rPr>
-          <w:t>二章1至5節</w:t>
-        </w:r>
-      </w:hyperlink>
+      <w:r>
+        <w:rPr>
+          <w:lang w:val="zh_TW" w:bidi="zh_TW"/>
+        </w:rPr>
+        <w:t>二章1至5節</w:t>
+      </w:r>
       <w:r>
         <w:rPr>
           <w:lang w:val="zh_TW" w:bidi="zh_TW"/>
@@ -26073,18 +26025,12 @@
         </w:rPr>
         <w:t>保羅使用這四個動詞來舉例說明歌羅西的信徒應如何在彌賽亞裡「行」（</w:t>
       </w:r>
-      <w:hyperlink r:id="rId20">
-        <w:r>
-          <w:rPr>
-            <w:lang w:val="zh_TW" w:bidi="zh_TW"/>
-          </w:rPr>
-          <w:rPr>
-            <w:color w:val="0000EE"/>
-            <w:u w:val="single"/>
-          </w:rPr>
-          <w:t>2:6）</w:t>
-        </w:r>
-      </w:hyperlink>
+      <w:r>
+        <w:rPr>
+          <w:lang w:val="zh_TW" w:bidi="zh_TW"/>
+        </w:rPr>
+        <w:t>2:6）</w:t>
+      </w:r>
       <w:r>
         <w:rPr>
           <w:lang w:val="zh_TW" w:bidi="zh_TW"/>
@@ -26810,18 +26756,12 @@
         </w:rPr>
         <w:t>如果你的語言不使用這種被動形式，你可以將這動詞翻譯為：（1）以以巴弗作為主語的主動形式（根據</w:t>
       </w:r>
-      <w:hyperlink r:id="rId21">
-        <w:r>
-          <w:rPr>
-            <w:lang w:val="zh_TW" w:bidi="zh_TW"/>
-          </w:rPr>
-          <w:rPr>
-            <w:color w:val="0000EE"/>
-            <w:u w:val="single"/>
-          </w:rPr>
-          <w:t>一章7節</w:t>
-        </w:r>
-      </w:hyperlink>
+      <w:r>
+        <w:rPr>
+          <w:lang w:val="zh_TW" w:bidi="zh_TW"/>
+        </w:rPr>
+        <w:t>一章7節</w:t>
+      </w:r>
       <w:r>
         <w:rPr>
           <w:lang w:val="zh_TW" w:bidi="zh_TW"/>
@@ -28121,18 +28061,12 @@
         </w:rPr>
         <w:t>」的教導的原因（</w:t>
       </w:r>
-      <w:hyperlink r:id="rId22">
-        <w:r>
-          <w:rPr>
-            <w:lang w:val="zh_TW" w:bidi="zh_TW"/>
-          </w:rPr>
-          <w:rPr>
-            <w:color w:val="0000EE"/>
-            <w:u w:val="single"/>
-          </w:rPr>
-          <w:t>2:8</w:t>
-        </w:r>
-      </w:hyperlink>
+      <w:r>
+        <w:rPr>
+          <w:lang w:val="zh_TW" w:bidi="zh_TW"/>
+        </w:rPr>
+        <w:t>2:8</w:t>
+      </w:r>
       <w:r>
         <w:rPr>
           <w:lang w:val="zh_TW" w:bidi="zh_TW"/>
@@ -28539,36 +28473,24 @@
         </w:rPr>
         <w:t>引出歌羅西信徒需要提防那些「不照著基督」的教導（</w:t>
       </w:r>
-      <w:hyperlink r:id="rId22">
-        <w:r>
-          <w:rPr>
-            <w:lang w:val="zh_TW" w:bidi="zh_TW"/>
-          </w:rPr>
-          <w:rPr>
-            <w:color w:val="0000EE"/>
-            <w:u w:val="single"/>
-          </w:rPr>
-          <w:t>2:8</w:t>
-        </w:r>
-      </w:hyperlink>
+      <w:r>
+        <w:rPr>
+          <w:lang w:val="zh_TW" w:bidi="zh_TW"/>
+        </w:rPr>
+        <w:t>2:8</w:t>
+      </w:r>
       <w:r>
         <w:rPr>
           <w:lang w:val="zh_TW" w:bidi="zh_TW"/>
         </w:rPr>
         <w:t>）的另一個理由：基督不僅是完全的神（</w:t>
       </w:r>
-      <w:hyperlink r:id="rId23">
-        <w:r>
-          <w:rPr>
-            <w:lang w:val="zh_TW" w:bidi="zh_TW"/>
-          </w:rPr>
-          <w:rPr>
-            <w:color w:val="0000EE"/>
-            <w:u w:val="single"/>
-          </w:rPr>
-          <w:t>2:9</w:t>
-        </w:r>
-      </w:hyperlink>
+      <w:r>
+        <w:rPr>
+          <w:lang w:val="zh_TW" w:bidi="zh_TW"/>
+        </w:rPr>
+        <w:t>2:9</w:t>
+      </w:r>
       <w:r>
         <w:rPr>
           <w:lang w:val="zh_TW" w:bidi="zh_TW"/>
@@ -28700,18 +28622,12 @@
         </w:rPr>
         <w:t>與保羅在</w:t>
       </w:r>
-      <w:hyperlink r:id="rId23">
-        <w:r>
-          <w:rPr>
-            <w:lang w:val="zh_TW" w:bidi="zh_TW"/>
-          </w:rPr>
-          <w:rPr>
-            <w:color w:val="0000EE"/>
-            <w:u w:val="single"/>
-          </w:rPr>
-          <w:t>二章9節</w:t>
-        </w:r>
-      </w:hyperlink>
+      <w:r>
+        <w:rPr>
+          <w:lang w:val="zh_TW" w:bidi="zh_TW"/>
+        </w:rPr>
+        <w:t>二章9節</w:t>
+      </w:r>
       <w:r>
         <w:rPr>
           <w:lang w:val="zh_TW" w:bidi="zh_TW"/>
@@ -28730,18 +28646,12 @@
         </w:rPr>
         <w:t>」相似。如果在你的語言中這兩個句子是用類似的詞，你可以沿用</w:t>
       </w:r>
-      <w:hyperlink r:id="rId23">
-        <w:r>
-          <w:rPr>
-            <w:lang w:val="zh_TW" w:bidi="zh_TW"/>
-          </w:rPr>
-          <w:rPr>
-            <w:color w:val="0000EE"/>
-            <w:u w:val="single"/>
-          </w:rPr>
-          <w:t>二章9節</w:t>
-        </w:r>
-      </w:hyperlink>
+      <w:r>
+        <w:rPr>
+          <w:lang w:val="zh_TW" w:bidi="zh_TW"/>
+        </w:rPr>
+        <w:t>二章9節</w:t>
+      </w:r>
       <w:r>
         <w:rPr>
           <w:lang w:val="zh_TW" w:bidi="zh_TW"/>
@@ -29145,18 +29055,12 @@
         </w:rPr>
         <w:t>這些抽象名詞。這些詞可能是指：（1）強大的靈體（靈性的存在），正如在</w:t>
       </w:r>
-      <w:hyperlink r:id="rId24">
-        <w:r>
-          <w:rPr>
-            <w:lang w:val="zh_TW" w:bidi="zh_TW"/>
-          </w:rPr>
-          <w:rPr>
-            <w:color w:val="0000EE"/>
-            <w:u w:val="single"/>
-          </w:rPr>
-          <w:t>一章16節</w:t>
-        </w:r>
-      </w:hyperlink>
+      <w:r>
+        <w:rPr>
+          <w:lang w:val="zh_TW" w:bidi="zh_TW"/>
+        </w:rPr>
+        <w:t>一章16節</w:t>
+      </w:r>
       <w:r>
         <w:rPr>
           <w:lang w:val="zh_TW" w:bidi="zh_TW"/>
@@ -31847,18 +31751,12 @@
         </w:rPr>
         <w:t>的意思可能是：（1）歌羅西的信徒不是那受割禮的猶太人，因此不屬於神的子民。另譯：「在沒有神的應許之下的外邦人中」或「未受割禮，因為你們是外邦人」（2）與</w:t>
       </w:r>
-      <w:hyperlink r:id="rId25">
-        <w:r>
-          <w:rPr>
-            <w:lang w:val="zh_TW" w:bidi="zh_TW"/>
-          </w:rPr>
-          <w:rPr>
-            <w:color w:val="0000EE"/>
-            <w:u w:val="single"/>
-          </w:rPr>
-          <w:t>二章11節</w:t>
-        </w:r>
-      </w:hyperlink>
+      <w:r>
+        <w:rPr>
+          <w:lang w:val="zh_TW" w:bidi="zh_TW"/>
+        </w:rPr>
+        <w:t>二章11節</w:t>
+      </w:r>
       <w:r>
         <w:rPr>
           <w:lang w:val="zh_TW" w:bidi="zh_TW"/>
@@ -33046,36 +32944,24 @@
         </w:rPr>
         <w:t>就像在</w:t>
       </w:r>
-      <w:hyperlink r:id="rId24">
-        <w:r>
-          <w:rPr>
-            <w:lang w:val="zh_TW" w:bidi="zh_TW"/>
-          </w:rPr>
-          <w:rPr>
-            <w:color w:val="0000EE"/>
-            <w:u w:val="single"/>
-          </w:rPr>
-          <w:t>一章16節</w:t>
-        </w:r>
-      </w:hyperlink>
+      <w:r>
+        <w:rPr>
+          <w:lang w:val="zh_TW" w:bidi="zh_TW"/>
+        </w:rPr>
+        <w:t>一章16節</w:t>
+      </w:r>
       <w:r>
         <w:rPr>
           <w:lang w:val="zh_TW" w:bidi="zh_TW"/>
         </w:rPr>
         <w:t>和</w:t>
       </w:r>
-      <w:hyperlink r:id="rId26">
-        <w:r>
-          <w:rPr>
-            <w:lang w:val="zh_TW" w:bidi="zh_TW"/>
-          </w:rPr>
-          <w:rPr>
-            <w:color w:val="0000EE"/>
-            <w:u w:val="single"/>
-          </w:rPr>
-          <w:t>二章10節</w:t>
-        </w:r>
-      </w:hyperlink>
+      <w:r>
+        <w:rPr>
+          <w:lang w:val="zh_TW" w:bidi="zh_TW"/>
+        </w:rPr>
+        <w:t>二章10節</w:t>
+      </w:r>
       <w:r>
         <w:rPr>
           <w:lang w:val="zh_TW" w:bidi="zh_TW"/>
@@ -33319,36 +33205,24 @@
         </w:rPr>
         <w:t>一詞是針對保羅之前在</w:t>
       </w:r>
-      <w:hyperlink r:id="rId27">
-        <w:r>
-          <w:rPr>
-            <w:lang w:val="zh_TW" w:bidi="zh_TW"/>
-          </w:rPr>
-          <w:rPr>
-            <w:color w:val="0000EE"/>
-            <w:u w:val="single"/>
-          </w:rPr>
-          <w:t>二章9至15節</w:t>
-        </w:r>
-      </w:hyperlink>
+      <w:r>
+        <w:rPr>
+          <w:lang w:val="zh_TW" w:bidi="zh_TW"/>
+        </w:rPr>
+        <w:t>二章9至15節</w:t>
+      </w:r>
       <w:r>
         <w:rPr>
           <w:lang w:val="zh_TW" w:bidi="zh_TW"/>
         </w:rPr>
         <w:t>所說的內容的推論或結論：藉著基督的工作，歌羅西的信徒已經得著新生命，而統治這個世界的權勢已經被打敗。因為這些已經發生的事，歌羅西的信徒不應該讓別人根據他們的行為來論斷他們。保羅在這裡延續了他在</w:t>
       </w:r>
-      <w:hyperlink r:id="rId22">
-        <w:r>
-          <w:rPr>
-            <w:lang w:val="zh_TW" w:bidi="zh_TW"/>
-          </w:rPr>
-          <w:rPr>
-            <w:color w:val="0000EE"/>
-            <w:u w:val="single"/>
-          </w:rPr>
-          <w:t>二章8節</w:t>
-        </w:r>
-      </w:hyperlink>
+      <w:r>
+        <w:rPr>
+          <w:lang w:val="zh_TW" w:bidi="zh_TW"/>
+        </w:rPr>
+        <w:t>二章8節</w:t>
+      </w:r>
       <w:r>
         <w:rPr>
           <w:lang w:val="zh_TW" w:bidi="zh_TW"/>
@@ -34959,18 +34833,12 @@
         </w:rPr>
         <w:t>。這個隱喻與</w:t>
       </w:r>
-      <w:hyperlink r:id="rId28">
-        <w:r>
-          <w:rPr>
-            <w:lang w:val="zh_TW" w:bidi="zh_TW"/>
-          </w:rPr>
-          <w:rPr>
-            <w:color w:val="0000EE"/>
-            <w:u w:val="single"/>
-          </w:rPr>
-          <w:t>二章16節</w:t>
-        </w:r>
-      </w:hyperlink>
+      <w:r>
+        <w:rPr>
+          <w:lang w:val="zh_TW" w:bidi="zh_TW"/>
+        </w:rPr>
+        <w:t>二章16節</w:t>
+      </w:r>
       <w:r>
         <w:rPr>
           <w:lang w:val="zh_TW" w:bidi="zh_TW"/>
@@ -37410,18 +37278,12 @@
         </w:rPr>
         <w:t>「一同埋葬」（</w:t>
       </w:r>
-      <w:hyperlink r:id="rId29">
-        <w:r>
-          <w:rPr>
-            <w:lang w:val="zh_TW" w:bidi="zh_TW"/>
-          </w:rPr>
-          <w:rPr>
-            <w:color w:val="0000EE"/>
-            <w:u w:val="single"/>
-          </w:rPr>
-          <w:t>2:12</w:t>
-        </w:r>
-      </w:hyperlink>
+      <w:r>
+        <w:rPr>
+          <w:lang w:val="zh_TW" w:bidi="zh_TW"/>
+        </w:rPr>
+        <w:t>2:12</w:t>
+      </w:r>
       <w:r>
         <w:rPr>
           <w:lang w:val="zh_TW" w:bidi="zh_TW"/>
@@ -37731,18 +37593,12 @@
         </w:rPr>
         <w:t>正如在</w:t>
       </w:r>
-      <w:hyperlink r:id="rId22">
-        <w:r>
-          <w:rPr>
-            <w:lang w:val="zh_TW" w:bidi="zh_TW"/>
-          </w:rPr>
-          <w:rPr>
-            <w:color w:val="0000EE"/>
-            <w:u w:val="single"/>
-          </w:rPr>
-          <w:t>二章8節</w:t>
-        </w:r>
-      </w:hyperlink>
+      <w:r>
+        <w:rPr>
+          <w:lang w:val="zh_TW" w:bidi="zh_TW"/>
+        </w:rPr>
+        <w:t>二章8節</w:t>
+      </w:r>
       <w:r>
         <w:rPr>
           <w:lang w:val="zh_TW" w:bidi="zh_TW"/>
@@ -38827,18 +38683,12 @@
         </w:rPr>
         <w:t>這節經文中的三個命令並非來自保羅，而是</w:t>
       </w:r>
-      <w:hyperlink r:id="rId30">
-        <w:r>
-          <w:rPr>
-            <w:lang w:val="zh_TW" w:bidi="zh_TW"/>
-          </w:rPr>
-          <w:rPr>
-            <w:color w:val="0000EE"/>
-            <w:u w:val="single"/>
-          </w:rPr>
-          <w:t>二章20節</w:t>
-        </w:r>
-      </w:hyperlink>
+      <w:r>
+        <w:rPr>
+          <w:lang w:val="zh_TW" w:bidi="zh_TW"/>
+        </w:rPr>
+        <w:t>二章20節</w:t>
+      </w:r>
       <w:r>
         <w:rPr>
           <w:lang w:val="zh_TW" w:bidi="zh_TW"/>
@@ -41646,18 +41496,12 @@
         </w:rPr>
         <w:t>這個詞引入了一個基於保羅在</w:t>
       </w:r>
-      <w:hyperlink r:id="rId29">
-        <w:r>
-          <w:rPr>
-            <w:lang w:val="zh_TW" w:bidi="zh_TW"/>
-          </w:rPr>
-          <w:rPr>
-            <w:color w:val="0000EE"/>
-            <w:u w:val="single"/>
-          </w:rPr>
-          <w:t>二章12節</w:t>
-        </w:r>
-      </w:hyperlink>
+      <w:r>
+        <w:rPr>
+          <w:lang w:val="zh_TW" w:bidi="zh_TW"/>
+        </w:rPr>
+        <w:t>二章12節</w:t>
+      </w:r>
       <w:r>
         <w:rPr>
           <w:lang w:val="zh_TW" w:bidi="zh_TW"/>
@@ -42615,18 +42459,12 @@
         </w:rPr>
         <w:t>正如在</w:t>
       </w:r>
-      <w:hyperlink r:id="rId31">
-        <w:r>
-          <w:rPr>
-            <w:lang w:val="zh_TW" w:bidi="zh_TW"/>
-          </w:rPr>
-          <w:rPr>
-            <w:color w:val="0000EE"/>
-            <w:u w:val="single"/>
-          </w:rPr>
-          <w:t>三章1節</w:t>
-        </w:r>
-      </w:hyperlink>
+      <w:r>
+        <w:rPr>
+          <w:lang w:val="zh_TW" w:bidi="zh_TW"/>
+        </w:rPr>
+        <w:t>三章1節</w:t>
+      </w:r>
       <w:r>
         <w:rPr>
           <w:lang w:val="zh_TW" w:bidi="zh_TW"/>
@@ -42895,18 +42733,12 @@
         </w:rPr>
         <w:t>這個詞引入了為什麽歌羅西人應當思念上面的事的一個原因，（</w:t>
       </w:r>
-      <w:hyperlink r:id="rId32">
-        <w:r>
-          <w:rPr>
-            <w:lang w:val="zh_TW" w:bidi="zh_TW"/>
-          </w:rPr>
-          <w:rPr>
-            <w:color w:val="0000EE"/>
-            <w:u w:val="single"/>
-          </w:rPr>
-          <w:t>3:1–2</w:t>
-        </w:r>
-      </w:hyperlink>
+      <w:r>
+        <w:rPr>
+          <w:lang w:val="zh_TW" w:bidi="zh_TW"/>
+        </w:rPr>
+        <w:t>3:1–2</w:t>
+      </w:r>
       <w:r>
         <w:rPr>
           <w:lang w:val="zh_TW" w:bidi="zh_TW"/>
@@ -43024,18 +42856,12 @@
         </w:rPr>
         <w:t>在這裡，保羅以稍微不同的形式表達了他在</w:t>
       </w:r>
-      <w:hyperlink r:id="rId30">
-        <w:r>
-          <w:rPr>
-            <w:lang w:val="zh_TW" w:bidi="zh_TW"/>
-          </w:rPr>
-          <w:rPr>
-            <w:color w:val="0000EE"/>
-            <w:u w:val="single"/>
-          </w:rPr>
-          <w:t>二章20節</w:t>
-        </w:r>
-      </w:hyperlink>
+      <w:r>
+        <w:rPr>
+          <w:lang w:val="zh_TW" w:bidi="zh_TW"/>
+        </w:rPr>
+        <w:t>二章20節</w:t>
+      </w:r>
       <w:r>
         <w:rPr>
           <w:lang w:val="zh_TW" w:bidi="zh_TW"/>
@@ -43055,18 +42881,12 @@
         </w:rPr>
         <w:t>。如果在你的語言中這樣表達會有幫助的話，你可以像在</w:t>
       </w:r>
-      <w:hyperlink r:id="rId30">
-        <w:r>
-          <w:rPr>
-            <w:lang w:val="zh_TW" w:bidi="zh_TW"/>
-          </w:rPr>
-          <w:rPr>
-            <w:color w:val="0000EE"/>
-            <w:u w:val="single"/>
-          </w:rPr>
-          <w:t>二章20節</w:t>
-        </w:r>
-      </w:hyperlink>
+      <w:r>
+        <w:rPr>
+          <w:lang w:val="zh_TW" w:bidi="zh_TW"/>
+        </w:rPr>
+        <w:t>二章20節</w:t>
+      </w:r>
       <w:r>
         <w:rPr>
           <w:lang w:val="zh_TW" w:bidi="zh_TW"/>
@@ -46243,18 +46063,12 @@
         </w:rPr>
         <w:t>這個詞再次指向</w:t>
       </w:r>
-      <w:hyperlink r:id="rId33">
-        <w:r>
-          <w:rPr>
-            <w:lang w:val="zh_TW" w:bidi="zh_TW"/>
-          </w:rPr>
-          <w:rPr>
-            <w:color w:val="0000EE"/>
-            <w:u w:val="single"/>
-          </w:rPr>
-          <w:t>三章5節</w:t>
-        </w:r>
-      </w:hyperlink>
+      <w:r>
+        <w:rPr>
+          <w:lang w:val="zh_TW" w:bidi="zh_TW"/>
+        </w:rPr>
+        <w:t>三章5節</w:t>
+      </w:r>
       <w:r>
         <w:rPr>
           <w:lang w:val="zh_TW" w:bidi="zh_TW"/>
@@ -46823,18 +46637,12 @@
         </w:rPr>
         <w:t>指的都是</w:t>
       </w:r>
-      <w:hyperlink r:id="rId33">
-        <w:r>
-          <w:rPr>
-            <w:lang w:val="zh_TW" w:bidi="zh_TW"/>
-          </w:rPr>
-          <w:rPr>
-            <w:color w:val="0000EE"/>
-            <w:u w:val="single"/>
-          </w:rPr>
-          <w:t>三章5節</w:t>
-        </w:r>
-      </w:hyperlink>
+      <w:r>
+        <w:rPr>
+          <w:lang w:val="zh_TW" w:bidi="zh_TW"/>
+        </w:rPr>
+        <w:t>三章5節</w:t>
+      </w:r>
       <w:r>
         <w:rPr>
           <w:lang w:val="zh_TW" w:bidi="zh_TW"/>
@@ -46985,18 +46793,12 @@
         </w:rPr>
         <w:t>應該如何行事，這與他們「曾」行事的方式形成對比（</w:t>
       </w:r>
-      <w:hyperlink r:id="rId34">
-        <w:r>
-          <w:rPr>
-            <w:lang w:val="zh_TW" w:bidi="zh_TW"/>
-          </w:rPr>
-          <w:rPr>
-            <w:color w:val="0000EE"/>
-            <w:u w:val="single"/>
-          </w:rPr>
-          <w:t>三章7節</w:t>
-        </w:r>
-      </w:hyperlink>
+      <w:r>
+        <w:rPr>
+          <w:lang w:val="zh_TW" w:bidi="zh_TW"/>
+        </w:rPr>
+        <w:t>三章7節</w:t>
+      </w:r>
       <w:r>
         <w:rPr>
           <w:lang w:val="zh_TW" w:bidi="zh_TW"/>
@@ -47925,18 +47727,12 @@
         </w:rPr>
         <w:t>在這裡，保羅使用了一個類似他在</w:t>
       </w:r>
-      <w:hyperlink r:id="rId25">
-        <w:r>
-          <w:rPr>
-            <w:lang w:val="zh_TW" w:bidi="zh_TW"/>
-          </w:rPr>
-          <w:rPr>
-            <w:color w:val="0000EE"/>
-            <w:u w:val="single"/>
-          </w:rPr>
-          <w:t>二章11節</w:t>
-        </w:r>
-      </w:hyperlink>
+      <w:r>
+        <w:rPr>
+          <w:lang w:val="zh_TW" w:bidi="zh_TW"/>
+        </w:rPr>
+        <w:t>二章11節</w:t>
+      </w:r>
       <w:r>
         <w:rPr>
           <w:lang w:val="zh_TW" w:bidi="zh_TW"/>
@@ -48491,36 +48287,24 @@
         </w:rPr>
         <w:t>開始的子句與前一節有「脫去」一詞的子句（</w:t>
       </w:r>
-      <w:hyperlink r:id="rId35">
-        <w:r>
-          <w:rPr>
-            <w:lang w:val="zh_TW" w:bidi="zh_TW"/>
-          </w:rPr>
-          <w:rPr>
-            <w:color w:val="0000EE"/>
-            <w:u w:val="single"/>
-          </w:rPr>
-          <w:t>三章9節</w:t>
-        </w:r>
-      </w:hyperlink>
+      <w:r>
+        <w:rPr>
+          <w:lang w:val="zh_TW" w:bidi="zh_TW"/>
+        </w:rPr>
+        <w:t>三章9節</w:t>
+      </w:r>
       <w:r>
         <w:rPr>
           <w:lang w:val="zh_TW" w:bidi="zh_TW"/>
         </w:rPr>
         <w:t>）相平行。請使用你在前一節中所使用的相同結構來翻譯這個子句。這個子句可能是要：（1）給出歌羅西信徒不應當彼此說謊的原因（並且應當脫下</w:t>
       </w:r>
-      <w:hyperlink r:id="rId36">
-        <w:r>
-          <w:rPr>
-            <w:lang w:val="zh_TW" w:bidi="zh_TW"/>
-          </w:rPr>
-          <w:rPr>
-            <w:color w:val="0000EE"/>
-            <w:u w:val="single"/>
-          </w:rPr>
-          <w:t>三章8節</w:t>
-        </w:r>
-      </w:hyperlink>
+      <w:r>
+        <w:rPr>
+          <w:lang w:val="zh_TW" w:bidi="zh_TW"/>
+        </w:rPr>
+        <w:t>三章8節</w:t>
+      </w:r>
       <w:r>
         <w:rPr>
           <w:lang w:val="zh_TW" w:bidi="zh_TW"/>
@@ -48625,18 +48409,12 @@
         </w:rPr>
         <w:t>在這裡，保羅繼續他從</w:t>
       </w:r>
-      <w:hyperlink r:id="rId35">
-        <w:r>
-          <w:rPr>
-            <w:lang w:val="zh_TW" w:bidi="zh_TW"/>
-          </w:rPr>
-          <w:rPr>
-            <w:color w:val="0000EE"/>
-            <w:u w:val="single"/>
-          </w:rPr>
-          <w:t>三章9節</w:t>
-        </w:r>
-      </w:hyperlink>
+      <w:r>
+        <w:rPr>
+          <w:lang w:val="zh_TW" w:bidi="zh_TW"/>
+        </w:rPr>
+        <w:t>三章9節</w:t>
+      </w:r>
       <w:r>
         <w:rPr>
           <w:lang w:val="zh_TW" w:bidi="zh_TW"/>
@@ -48754,18 +48532,12 @@
         </w:rPr>
         <w:t>與上一節經文（</w:t>
       </w:r>
-      <w:hyperlink r:id="rId35">
-        <w:r>
-          <w:rPr>
-            <w:lang w:val="zh_TW" w:bidi="zh_TW"/>
-          </w:rPr>
-          <w:rPr>
-            <w:color w:val="0000EE"/>
-            <w:u w:val="single"/>
-          </w:rPr>
-          <w:t>三章9節</w:t>
-        </w:r>
-      </w:hyperlink>
+      <w:r>
+        <w:rPr>
+          <w:lang w:val="zh_TW" w:bidi="zh_TW"/>
+        </w:rPr>
+        <w:t>三章9節</w:t>
+      </w:r>
       <w:r>
         <w:rPr>
           <w:lang w:val="zh_TW" w:bidi="zh_TW"/>
@@ -49144,36 +48916,24 @@
         </w:rPr>
         <w:t>是關於什麼，但它可能指的是認識神（如</w:t>
       </w:r>
-      <w:hyperlink r:id="rId37">
-        <w:r>
-          <w:rPr>
-            <w:lang w:val="zh_TW" w:bidi="zh_TW"/>
-          </w:rPr>
-          <w:rPr>
-            <w:color w:val="0000EE"/>
-            <w:u w:val="single"/>
-          </w:rPr>
-          <w:t>一章10節</w:t>
-        </w:r>
-      </w:hyperlink>
+      <w:r>
+        <w:rPr>
+          <w:lang w:val="zh_TW" w:bidi="zh_TW"/>
+        </w:rPr>
+        <w:t>一章10節</w:t>
+      </w:r>
       <w:r>
         <w:rPr>
           <w:lang w:val="zh_TW" w:bidi="zh_TW"/>
         </w:rPr>
         <w:t>中所說）和神的旨意（如</w:t>
       </w:r>
-      <w:hyperlink r:id="rId38">
-        <w:r>
-          <w:rPr>
-            <w:lang w:val="zh_TW" w:bidi="zh_TW"/>
-          </w:rPr>
-          <w:rPr>
-            <w:color w:val="0000EE"/>
-            <w:u w:val="single"/>
-          </w:rPr>
-          <w:t>一章9節</w:t>
-        </w:r>
-      </w:hyperlink>
+      <w:r>
+        <w:rPr>
+          <w:lang w:val="zh_TW" w:bidi="zh_TW"/>
+        </w:rPr>
+        <w:t>一章9節</w:t>
+      </w:r>
       <w:r>
         <w:rPr>
           <w:lang w:val="zh_TW" w:bidi="zh_TW"/>
@@ -50658,18 +50418,12 @@
         </w:rPr>
         <w:t>再一次，保羅談到那些與基督同死同復活的人。在這裡，他沒有說歌羅西信徒是「在基督裡」的，而是反過來，就像他在</w:t>
       </w:r>
-      <w:hyperlink r:id="rId39">
-        <w:r>
-          <w:rPr>
-            <w:lang w:val="zh_TW" w:bidi="zh_TW"/>
-          </w:rPr>
-          <w:rPr>
-            <w:color w:val="0000EE"/>
-            <w:u w:val="single"/>
-          </w:rPr>
-          <w:t>一章27節</w:t>
-        </w:r>
-      </w:hyperlink>
+      <w:r>
+        <w:rPr>
+          <w:lang w:val="zh_TW" w:bidi="zh_TW"/>
+        </w:rPr>
+        <w:t>一章27節</w:t>
+      </w:r>
       <w:r>
         <w:rPr>
           <w:lang w:val="zh_TW" w:bidi="zh_TW"/>
@@ -50702,18 +50456,12 @@
         </w:rPr>
         <w:t>。如果可能的話，請使用與</w:t>
       </w:r>
-      <w:hyperlink r:id="rId39">
-        <w:r>
-          <w:rPr>
-            <w:lang w:val="zh_TW" w:bidi="zh_TW"/>
-          </w:rPr>
-          <w:rPr>
-            <w:color w:val="0000EE"/>
-            <w:u w:val="single"/>
-          </w:rPr>
-          <w:t>一章27節</w:t>
-        </w:r>
-      </w:hyperlink>
+      <w:r>
+        <w:rPr>
+          <w:lang w:val="zh_TW" w:bidi="zh_TW"/>
+        </w:rPr>
+        <w:t>一章27節</w:t>
+      </w:r>
       <w:r>
         <w:rPr>
           <w:lang w:val="zh_TW" w:bidi="zh_TW"/>
@@ -50831,18 +50579,12 @@
         </w:rPr>
         <w:t>這個詞引入了一個勸勉，這勸勉是基於保羅在</w:t>
       </w:r>
-      <w:hyperlink r:id="rId40">
-        <w:r>
-          <w:rPr>
-            <w:lang w:val="zh_TW" w:bidi="zh_TW"/>
-          </w:rPr>
-          <w:rPr>
-            <w:color w:val="0000EE"/>
-            <w:u w:val="single"/>
-          </w:rPr>
-          <w:t>三章9至11節</w:t>
-        </w:r>
-      </w:hyperlink>
+      <w:r>
+        <w:rPr>
+          <w:lang w:val="zh_TW" w:bidi="zh_TW"/>
+        </w:rPr>
+        <w:t>三章9至11節</w:t>
+      </w:r>
       <w:r>
         <w:rPr>
           <w:lang w:val="zh_TW" w:bidi="zh_TW"/>
@@ -50954,18 +50696,12 @@
         </w:rPr>
         <w:t>這個片語使用了保羅在</w:t>
       </w:r>
-      <w:hyperlink r:id="rId41">
-        <w:r>
-          <w:rPr>
-            <w:lang w:val="zh_TW" w:bidi="zh_TW"/>
-          </w:rPr>
-          <w:rPr>
-            <w:color w:val="0000EE"/>
-            <w:u w:val="single"/>
-          </w:rPr>
-          <w:t>三章10節</w:t>
-        </w:r>
-      </w:hyperlink>
+      <w:r>
+        <w:rPr>
+          <w:lang w:val="zh_TW" w:bidi="zh_TW"/>
+        </w:rPr>
+        <w:t>三章10節</w:t>
+      </w:r>
       <w:r>
         <w:rPr>
           <w:lang w:val="zh_TW" w:bidi="zh_TW"/>
@@ -50998,18 +50734,12 @@
         </w:rPr>
         <w:t>。如果可能，請像在</w:t>
       </w:r>
-      <w:hyperlink r:id="rId41">
-        <w:r>
-          <w:rPr>
-            <w:lang w:val="zh_TW" w:bidi="zh_TW"/>
-          </w:rPr>
-          <w:rPr>
-            <w:color w:val="0000EE"/>
-            <w:u w:val="single"/>
-          </w:rPr>
-          <w:t>三章10節</w:t>
-        </w:r>
-      </w:hyperlink>
+      <w:r>
+        <w:rPr>
+          <w:lang w:val="zh_TW" w:bidi="zh_TW"/>
+        </w:rPr>
+        <w:t>三章10節</w:t>
+      </w:r>
       <w:r>
         <w:rPr>
           <w:lang w:val="zh_TW" w:bidi="zh_TW"/>
@@ -52963,18 +52693,12 @@
         </w:rPr>
         <w:t>在這裡，保羅省略了一些在你的語言中為使句子完整可能所需的詞。如果你的語言需要包含更多的字詞來表達，你可以添加保羅所暗指的詞，這些詞可以在</w:t>
       </w:r>
-      <w:hyperlink r:id="rId42">
-        <w:r>
-          <w:rPr>
-            <w:lang w:val="zh_TW" w:bidi="zh_TW"/>
-          </w:rPr>
-          <w:rPr>
-            <w:color w:val="0000EE"/>
-            <w:u w:val="single"/>
-          </w:rPr>
-          <w:t>三章12節</w:t>
-        </w:r>
-      </w:hyperlink>
+      <w:r>
+        <w:rPr>
+          <w:lang w:val="zh_TW" w:bidi="zh_TW"/>
+        </w:rPr>
+        <w:t>三章12節</w:t>
+      </w:r>
       <w:r>
         <w:rPr>
           <w:lang w:val="zh_TW" w:bidi="zh_TW"/>
@@ -53699,36 +53423,24 @@
         </w:rPr>
         <w:t>這個詞與保羅在</w:t>
       </w:r>
-      <w:hyperlink r:id="rId43">
-        <w:r>
-          <w:rPr>
-            <w:lang w:val="zh_TW" w:bidi="zh_TW"/>
-          </w:rPr>
-          <w:rPr>
-            <w:color w:val="0000EE"/>
-            <w:u w:val="single"/>
-          </w:rPr>
-          <w:t>二章18節</w:t>
-        </w:r>
-      </w:hyperlink>
+      <w:r>
+        <w:rPr>
+          <w:lang w:val="zh_TW" w:bidi="zh_TW"/>
+        </w:rPr>
+        <w:t>二章18節</w:t>
+      </w:r>
       <w:r>
         <w:rPr>
           <w:lang w:val="zh_TW" w:bidi="zh_TW"/>
         </w:rPr>
         <w:t>使用的「奪去你們的獎賞」一詞密切相關：兩者都用於描述一位法官或審判者做出裁決，儘管在</w:t>
       </w:r>
-      <w:hyperlink r:id="rId43">
-        <w:r>
-          <w:rPr>
-            <w:lang w:val="zh_TW" w:bidi="zh_TW"/>
-          </w:rPr>
-          <w:rPr>
-            <w:color w:val="0000EE"/>
-            <w:u w:val="single"/>
-          </w:rPr>
-          <w:t>二章18節</w:t>
-        </w:r>
-      </w:hyperlink>
+      <w:r>
+        <w:rPr>
+          <w:lang w:val="zh_TW" w:bidi="zh_TW"/>
+        </w:rPr>
+        <w:t>二章18節</w:t>
+      </w:r>
       <w:r>
         <w:rPr>
           <w:lang w:val="zh_TW" w:bidi="zh_TW"/>
@@ -58439,18 +58151,12 @@
         </w:rPr>
         <w:t>正如在</w:t>
       </w:r>
-      <w:hyperlink r:id="rId44">
-        <w:r>
-          <w:rPr>
-            <w:lang w:val="zh_TW" w:bidi="zh_TW"/>
-          </w:rPr>
-          <w:rPr>
-            <w:color w:val="0000EE"/>
-            <w:u w:val="single"/>
-          </w:rPr>
-          <w:t>三章18節</w:t>
-        </w:r>
-      </w:hyperlink>
+      <w:r>
+        <w:rPr>
+          <w:lang w:val="zh_TW" w:bidi="zh_TW"/>
+        </w:rPr>
+        <w:t>三章18節</w:t>
+      </w:r>
       <w:r>
         <w:rPr>
           <w:lang w:val="zh_TW" w:bidi="zh_TW"/>
@@ -59261,18 +58967,12 @@
         </w:rPr>
         <w:t>是因為他已經設立了一個對比，而這個對比的對象是這些主人的「主」：耶穌（見：</w:t>
       </w:r>
-      <w:hyperlink r:id="rId45">
-        <w:r>
-          <w:rPr>
-            <w:lang w:val="zh_TW" w:bidi="zh_TW"/>
-          </w:rPr>
-          <w:rPr>
-            <w:color w:val="0000EE"/>
-            <w:u w:val="single"/>
-          </w:rPr>
-          <w:t>四章1節</w:t>
-        </w:r>
-      </w:hyperlink>
+      <w:r>
+        <w:rPr>
+          <w:lang w:val="zh_TW" w:bidi="zh_TW"/>
+        </w:rPr>
+        <w:t>四章1節</w:t>
+      </w:r>
       <w:r>
         <w:rPr>
           <w:lang w:val="zh_TW" w:bidi="zh_TW"/>
@@ -59501,18 +59201,12 @@
         </w:rPr>
         <w:t>正如在</w:t>
       </w:r>
-      <w:hyperlink r:id="rId46">
-        <w:r>
-          <w:rPr>
-            <w:lang w:val="zh_TW" w:bidi="zh_TW"/>
-          </w:rPr>
-          <w:rPr>
-            <w:color w:val="0000EE"/>
-            <w:u w:val="single"/>
-          </w:rPr>
-          <w:t>三章20節</w:t>
-        </w:r>
-      </w:hyperlink>
+      <w:r>
+        <w:rPr>
+          <w:lang w:val="zh_TW" w:bidi="zh_TW"/>
+        </w:rPr>
+        <w:t>三章20節</w:t>
+      </w:r>
       <w:r>
         <w:rPr>
           <w:lang w:val="zh_TW" w:bidi="zh_TW"/>
@@ -60782,18 +60476,12 @@
         </w:rPr>
         <w:t>這個詞引入了一個原因，說明為什麼僕人應當按照保羅在</w:t>
       </w:r>
-      <w:hyperlink r:id="rId47">
-        <w:r>
-          <w:rPr>
-            <w:lang w:val="zh_TW" w:bidi="zh_TW"/>
-          </w:rPr>
-          <w:rPr>
-            <w:color w:val="0000EE"/>
-            <w:u w:val="single"/>
-          </w:rPr>
-          <w:t>三章22至23節</w:t>
-        </w:r>
-      </w:hyperlink>
+      <w:r>
+        <w:rPr>
+          <w:lang w:val="zh_TW" w:bidi="zh_TW"/>
+        </w:rPr>
+        <w:t>三章22至23節</w:t>
+      </w:r>
       <w:r>
         <w:rPr>
           <w:lang w:val="zh_TW" w:bidi="zh_TW"/>
@@ -61264,18 +60952,12 @@
         </w:rPr>
         <w:t>這個詞引入了對已經提到的內容的支持。在這裡，保羅用它來引入一個關於順服的負面理由（他已經在</w:t>
       </w:r>
-      <w:hyperlink r:id="rId48">
-        <w:r>
-          <w:rPr>
-            <w:lang w:val="zh_TW" w:bidi="zh_TW"/>
-          </w:rPr>
-          <w:rPr>
-            <w:color w:val="0000EE"/>
-            <w:u w:val="single"/>
-          </w:rPr>
-          <w:t>三章24節</w:t>
-        </w:r>
-      </w:hyperlink>
+      <w:r>
+        <w:rPr>
+          <w:lang w:val="zh_TW" w:bidi="zh_TW"/>
+        </w:rPr>
+        <w:t>三章24節</w:t>
+      </w:r>
       <w:r>
         <w:rPr>
           <w:lang w:val="zh_TW" w:bidi="zh_TW"/>
@@ -61406,18 +61088,12 @@
         </w:rPr>
         <w:t>的人。然而，他將這一個普遍的陳述指向他一直在談論的僕人（而不是那些主人，因為他直到</w:t>
       </w:r>
-      <w:hyperlink r:id="rId45">
-        <w:r>
-          <w:rPr>
-            <w:lang w:val="zh_TW" w:bidi="zh_TW"/>
-          </w:rPr>
-          <w:rPr>
-            <w:color w:val="0000EE"/>
-            <w:u w:val="single"/>
-          </w:rPr>
-          <w:t>四章1節</w:t>
-        </w:r>
-      </w:hyperlink>
+      <w:r>
+        <w:rPr>
+          <w:lang w:val="zh_TW" w:bidi="zh_TW"/>
+        </w:rPr>
+        <w:t>四章1節</w:t>
+      </w:r>
       <w:r>
         <w:rPr>
           <w:lang w:val="zh_TW" w:bidi="zh_TW"/>
@@ -62960,18 +62636,12 @@
         </w:rPr>
         <w:t>發生的。如果在你的語言中這樣表達會有幫助的話，你可以使用一個詞或者片語來表示歌羅西信徒應當在為其它事情（在</w:t>
       </w:r>
-      <w:hyperlink r:id="rId49">
-        <w:r>
-          <w:rPr>
-            <w:lang w:val="zh_TW" w:bidi="zh_TW"/>
-          </w:rPr>
-          <w:rPr>
-            <w:color w:val="0000EE"/>
-            <w:u w:val="single"/>
-          </w:rPr>
-          <w:t>四章2節</w:t>
-        </w:r>
-      </w:hyperlink>
+      <w:r>
+        <w:rPr>
+          <w:lang w:val="zh_TW" w:bidi="zh_TW"/>
+        </w:rPr>
+        <w:t>四章2節</w:t>
+      </w:r>
       <w:r>
         <w:rPr>
           <w:lang w:val="zh_TW" w:bidi="zh_TW"/>
@@ -63795,18 +63465,12 @@
         </w:rPr>
         <w:t>。這並不意味著這個信息難以理解，而是指它以前未被顯明。然而現在，保羅確實「將它發明出來（使其顯明）」（如</w:t>
       </w:r>
-      <w:hyperlink r:id="rId50">
-        <w:r>
-          <w:rPr>
-            <w:lang w:val="zh_TW" w:bidi="zh_TW"/>
-          </w:rPr>
-          <w:rPr>
-            <w:color w:val="0000EE"/>
-            <w:u w:val="single"/>
-          </w:rPr>
-          <w:t>四章4節</w:t>
-        </w:r>
-      </w:hyperlink>
+      <w:r>
+        <w:rPr>
+          <w:lang w:val="zh_TW" w:bidi="zh_TW"/>
+        </w:rPr>
+        <w:t>四章4節</w:t>
+      </w:r>
       <w:r>
         <w:rPr>
           <w:lang w:val="zh_TW" w:bidi="zh_TW"/>
@@ -64402,36 +64066,24 @@
         </w:rPr>
         <w:t>這個片語可能是要引入：（1）另一件歌羅西信徒應當要禱告的事（除了</w:t>
       </w:r>
-      <w:hyperlink r:id="rId51">
-        <w:r>
-          <w:rPr>
-            <w:lang w:val="zh_TW" w:bidi="zh_TW"/>
-          </w:rPr>
-          <w:rPr>
-            <w:color w:val="0000EE"/>
-            <w:u w:val="single"/>
-          </w:rPr>
-          <w:t>四章3節</w:t>
-        </w:r>
-      </w:hyperlink>
+      <w:r>
+        <w:rPr>
+          <w:lang w:val="zh_TW" w:bidi="zh_TW"/>
+        </w:rPr>
+        <w:t>四章3節</w:t>
+      </w:r>
       <w:r>
         <w:rPr>
           <w:lang w:val="zh_TW" w:bidi="zh_TW"/>
         </w:rPr>
         <w:t>所說的之外）。另譯：「並且」或「並要求」（2）另一個歌羅西信徒為保羅禱告的目的（除了</w:t>
       </w:r>
-      <w:hyperlink r:id="rId51">
-        <w:r>
-          <w:rPr>
-            <w:lang w:val="zh_TW" w:bidi="zh_TW"/>
-          </w:rPr>
-          <w:rPr>
-            <w:color w:val="0000EE"/>
-            <w:u w:val="single"/>
-          </w:rPr>
-          <w:t>四章3節</w:t>
-        </w:r>
-      </w:hyperlink>
+      <w:r>
+        <w:rPr>
+          <w:lang w:val="zh_TW" w:bidi="zh_TW"/>
+        </w:rPr>
+        <w:t>四章3節</w:t>
+      </w:r>
       <w:r>
         <w:rPr>
           <w:lang w:val="zh_TW" w:bidi="zh_TW"/>
@@ -65523,18 +65175,12 @@
         </w:rPr>
         <w:t>這節經文提供了保羅希望歌羅西信徒如何「用智慧與外人交往」的一種方式（</w:t>
       </w:r>
-      <w:hyperlink r:id="rId52">
-        <w:r>
-          <w:rPr>
-            <w:lang w:val="zh_TW" w:bidi="zh_TW"/>
-          </w:rPr>
-          <w:rPr>
-            <w:color w:val="0000EE"/>
-            <w:u w:val="single"/>
-          </w:rPr>
-          <w:t>四章5節</w:t>
-        </w:r>
-      </w:hyperlink>
+      <w:r>
+        <w:rPr>
+          <w:lang w:val="zh_TW" w:bidi="zh_TW"/>
+        </w:rPr>
+        <w:t>四章5節</w:t>
+      </w:r>
       <w:r>
         <w:rPr>
           <w:lang w:val="zh_TW" w:bidi="zh_TW"/>
@@ -66174,18 +65820,12 @@
         </w:rPr>
         <w:t>這個片語指的是一個個體，他被視為「外人」（</w:t>
       </w:r>
-      <w:hyperlink r:id="rId52">
-        <w:r>
-          <w:rPr>
-            <w:lang w:val="zh_TW" w:bidi="zh_TW"/>
-          </w:rPr>
-          <w:rPr>
-            <w:color w:val="0000EE"/>
-            <w:u w:val="single"/>
-          </w:rPr>
-          <w:t>四章5節</w:t>
-        </w:r>
-      </w:hyperlink>
+      <w:r>
+        <w:rPr>
+          <w:lang w:val="zh_TW" w:bidi="zh_TW"/>
+        </w:rPr>
+        <w:t>四章5節</w:t>
+      </w:r>
       <w:r>
         <w:rPr>
           <w:lang w:val="zh_TW" w:bidi="zh_TW"/>
@@ -67518,18 +67158,12 @@
         </w:rPr>
         <w:t>就像</w:t>
       </w:r>
-      <w:hyperlink r:id="rId53">
-        <w:r>
-          <w:rPr>
-            <w:lang w:val="zh_TW" w:bidi="zh_TW"/>
-          </w:rPr>
-          <w:rPr>
-            <w:color w:val="0000EE"/>
-            <w:u w:val="single"/>
-          </w:rPr>
-          <w:t>四章7節</w:t>
-        </w:r>
-      </w:hyperlink>
+      <w:r>
+        <w:rPr>
+          <w:lang w:val="zh_TW" w:bidi="zh_TW"/>
+        </w:rPr>
+        <w:t>四章7節</w:t>
+      </w:r>
       <w:r>
         <w:rPr>
           <w:lang w:val="zh_TW" w:bidi="zh_TW"/>
@@ -68347,36 +67981,24 @@
         </w:rPr>
         <w:t>就像</w:t>
       </w:r>
-      <w:hyperlink r:id="rId53">
-        <w:r>
-          <w:rPr>
-            <w:lang w:val="zh_TW" w:bidi="zh_TW"/>
-          </w:rPr>
-          <w:rPr>
-            <w:color w:val="0000EE"/>
-            <w:u w:val="single"/>
-          </w:rPr>
-          <w:t>四章7節</w:t>
-        </w:r>
-      </w:hyperlink>
+      <w:r>
+        <w:rPr>
+          <w:lang w:val="zh_TW" w:bidi="zh_TW"/>
+        </w:rPr>
+        <w:t>四章7節</w:t>
+      </w:r>
       <w:r>
         <w:rPr>
           <w:lang w:val="zh_TW" w:bidi="zh_TW"/>
         </w:rPr>
         <w:t>中的「我一切的事」和</w:t>
       </w:r>
-      <w:hyperlink r:id="rId54">
-        <w:r>
-          <w:rPr>
-            <w:lang w:val="zh_TW" w:bidi="zh_TW"/>
-          </w:rPr>
-          <w:rPr>
-            <w:color w:val="0000EE"/>
-            <w:u w:val="single"/>
-          </w:rPr>
-          <w:t>四章8節</w:t>
-        </w:r>
-      </w:hyperlink>
+      <w:r>
+        <w:rPr>
+          <w:lang w:val="zh_TW" w:bidi="zh_TW"/>
+        </w:rPr>
+        <w:t>四章8節</w:t>
+      </w:r>
       <w:r>
         <w:rPr>
           <w:lang w:val="zh_TW" w:bidi="zh_TW"/>
@@ -70519,18 +70141,12 @@
         </w:rPr>
         <w:t>是一個男人的名字。他是第一個向歌羅西人傳講好消息的人（見：</w:t>
       </w:r>
-      <w:hyperlink r:id="rId21">
-        <w:r>
-          <w:rPr>
-            <w:lang w:val="zh_TW" w:bidi="zh_TW"/>
-          </w:rPr>
-          <w:rPr>
-            <w:color w:val="0000EE"/>
-            <w:u w:val="single"/>
-          </w:rPr>
-          <w:t>歌羅西書一章7節</w:t>
-        </w:r>
-      </w:hyperlink>
+      <w:r>
+        <w:rPr>
+          <w:lang w:val="zh_TW" w:bidi="zh_TW"/>
+        </w:rPr>
+        <w:t>歌羅西書一章7節</w:t>
+      </w:r>
       <w:r>
         <w:rPr>
           <w:lang w:val="zh_TW" w:bidi="zh_TW"/>
@@ -71700,18 +71316,12 @@
         </w:rPr>
         <w:t>這個詞進一步支持了保羅在前一節中所說關於以巴弗的陳述。在</w:t>
       </w:r>
-      <w:hyperlink r:id="rId55">
-        <w:r>
-          <w:rPr>
-            <w:lang w:val="zh_TW" w:bidi="zh_TW"/>
-          </w:rPr>
-          <w:rPr>
-            <w:color w:val="0000EE"/>
-            <w:u w:val="single"/>
-          </w:rPr>
-          <w:t>四章12節</w:t>
-        </w:r>
-      </w:hyperlink>
+      <w:r>
+        <w:rPr>
+          <w:lang w:val="zh_TW" w:bidi="zh_TW"/>
+        </w:rPr>
+        <w:t>四章12節</w:t>
+      </w:r>
       <w:r>
         <w:rPr>
           <w:lang w:val="zh_TW" w:bidi="zh_TW"/>
@@ -72590,18 +72200,12 @@
         </w:rPr>
         <w:t>如他在</w:t>
       </w:r>
-      <w:hyperlink r:id="rId56">
-        <w:r>
-          <w:rPr>
-            <w:lang w:val="zh_TW" w:bidi="zh_TW"/>
-          </w:rPr>
-          <w:rPr>
-            <w:color w:val="0000EE"/>
-            <w:u w:val="single"/>
-          </w:rPr>
-          <w:t>四章10至14節</w:t>
-        </w:r>
-      </w:hyperlink>
+      <w:r>
+        <w:rPr>
+          <w:lang w:val="zh_TW" w:bidi="zh_TW"/>
+        </w:rPr>
+        <w:t>四章10至14節</w:t>
+      </w:r>
       <w:r>
         <w:rPr>
           <w:lang w:val="zh_TW" w:bidi="zh_TW"/>
@@ -73470,18 +73074,12 @@
         </w:rPr>
         <w:t>保羅除了要求歌羅西人替他向其他人問候（</w:t>
       </w:r>
-      <w:hyperlink r:id="rId57">
-        <w:r>
-          <w:rPr>
-            <w:lang w:val="zh_TW" w:bidi="zh_TW"/>
-          </w:rPr>
-          <w:rPr>
-            <w:color w:val="0000EE"/>
-            <w:u w:val="single"/>
-          </w:rPr>
-          <w:t>四章15節</w:t>
-        </w:r>
-      </w:hyperlink>
+      <w:r>
+        <w:rPr>
+          <w:lang w:val="zh_TW" w:bidi="zh_TW"/>
+        </w:rPr>
+        <w:t>四章15節</w:t>
+      </w:r>
       <w:r>
         <w:rPr>
           <w:lang w:val="zh_TW" w:bidi="zh_TW"/>

--- a/zht/docx/51.content.docx
+++ b/zht/docx/51.content.docx
@@ -8024,19 +8024,7 @@
         <w:rPr>
           <w:lang w:val="zh_TW" w:bidi="zh_TW"/>
         </w:rPr>
-        <w:t>之後加入了「藉著祂的血」這個片語。（譯註：以中文語序來看，在和合本中應是加在蒙救贖之前）這很可能是因為這節經文與</w:t>
-      </w:r>
-      <w:r>
-        <w:rPr>
-          <w:lang w:val="zh_TW" w:bidi="zh_TW"/>
-        </w:rPr>
-        <w:t>一章7節</w:t>
-      </w:r>
-      <w:r>
-        <w:rPr>
-          <w:lang w:val="zh_TW" w:bidi="zh_TW"/>
-        </w:rPr>
-        <w:t>非常相似，而在那節經文中確實包含了「藉著祂的血」，因此這片語被誤加進這一節經文中。大多數情況下，你的翻譯中不應包含「藉著祂的血」這個片語。</w:t>
+        <w:t>之後加入了「藉著祂的血」這個片語。（譯註：以中文語序來看，在和合本中應是加在蒙救贖之前）這很可能是因為這節經文與一章7節非常相似，而在那節經文中確實包含了「藉著祂的血」，因此這片語被誤加進這一節經文中。大多數情況下，你的翻譯中不應包含「藉著祂的血」這個片語。</w:t>
       </w:r>
     </w:p>
     <w:p>
@@ -33339,13 +33327,7 @@
         <w:rPr>
           <w:lang w:val="zh_TW" w:bidi="zh_TW"/>
         </w:rPr>
-        <w:t>見：</w:t>
-      </w:r>
-      <w:r>
-        <w:rPr>
-          <w:lang w:val="zh_TW" w:bidi="zh_TW"/>
-        </w:rPr>
-        <w:t>第三人稱命令句</w:t>
+        <w:t>見：第三人稱命令句</w:t>
       </w:r>
       <w:r>
         <w:rPr>
@@ -34717,13 +34699,7 @@
         <w:rPr>
           <w:lang w:val="zh_TW" w:bidi="zh_TW"/>
         </w:rPr>
-        <w:t>見：</w:t>
-      </w:r>
-      <w:r>
-        <w:rPr>
-          <w:lang w:val="zh_TW" w:bidi="zh_TW"/>
-        </w:rPr>
-        <w:t>第三人稱命令句</w:t>
+        <w:t>見：第三人稱命令句</w:t>
       </w:r>
       <w:r>
         <w:rPr>
